--- a/swh/docx/43.content.docx
+++ b/swh/docx/43.content.docx
@@ -19,7 +19,7 @@
         <w:rPr>
           <w:lang w:val="sw_KE" w:bidi="sw_KE"/>
         </w:rPr>
-        <w:t>Resource: Maelezo ya Masomo - Machapisho ya Vitabu (Tyndale)</w:t>
+        <w:t>Resource: Tyndale Open Study Notes</w:t>
       </w:r>
       <w:r>
         <w:rPr>
@@ -112,7 +112,7 @@
         <w:rPr>
           <w:lang w:val="sw_KE" w:bidi="sw_KE"/>
         </w:rPr>
-        <w:t>Maelezo ya Masomo - Machapisho ya Vitabu (Tyndale)</w:t>
+        <w:t>Tyndale Open Study Notes</w:t>
       </w:r>
     </w:p>
     <w:p>

--- a/swh/docx/43.content.docx
+++ b/swh/docx/43.content.docx
@@ -19,7 +19,7 @@
         <w:rPr>
           <w:lang w:val="sw_KE" w:bidi="sw_KE"/>
         </w:rPr>
-        <w:t>Resource: Tyndale Open Study Notes</w:t>
+        <w:t>Resource: Aquifer Open Study Notes (Book Intros)</w:t>
       </w:r>
       <w:r>
         <w:rPr>
@@ -112,7 +112,7 @@
         <w:rPr>
           <w:lang w:val="sw_KE" w:bidi="sw_KE"/>
         </w:rPr>
-        <w:t>Tyndale Open Study Notes</w:t>
+        <w:t>Aquifer Open Study Notes (Book Intros)</w:t>
       </w:r>
     </w:p>
     <w:p>

--- a/swh/docx/43.content.docx
+++ b/swh/docx/43.content.docx
@@ -272,72 +272,48 @@
         </w:rPr>
         <w:t>Tamanio kuu la Yohana lilikuwa kwamba wafuasi wake waamini kuwa Yesu Kristo ni Mwana wa Mungu (</w:t>
       </w:r>
-      <w:hyperlink r:id="rId13">
-        <w:r>
-          <w:rPr>
-            <w:lang w:val="sw_KE" w:bidi="sw_KE"/>
-          </w:rPr>
-          <w:rPr>
-            <w:color w:val="0000EE"/>
-            <w:u w:val="single"/>
-          </w:rPr>
-          <w:t>Yohana 20:31</w:t>
-        </w:r>
-      </w:hyperlink>
+      <w:r>
+        <w:rPr>
+          <w:lang w:val="sw_KE" w:bidi="sw_KE"/>
+        </w:rPr>
+        <w:t>Yohana 20:31</w:t>
+      </w:r>
       <w:r>
         <w:rPr>
           <w:lang w:val="sw_KE" w:bidi="sw_KE"/>
         </w:rPr>
         <w:t>). Aligundua kwamba walikuwa hawajapata fursa ya kuona ishara na miujiza mingi ya Yesu kama yeye (</w:t>
       </w:r>
-      <w:hyperlink r:id="rId14">
-        <w:r>
-          <w:rPr>
-            <w:lang w:val="sw_KE" w:bidi="sw_KE"/>
-          </w:rPr>
-          <w:rPr>
-            <w:color w:val="0000EE"/>
-            <w:u w:val="single"/>
-          </w:rPr>
-          <w:t>Yohana 20:29</w:t>
-        </w:r>
-      </w:hyperlink>
+      <w:r>
+        <w:rPr>
+          <w:lang w:val="sw_KE" w:bidi="sw_KE"/>
+        </w:rPr>
+        <w:t>Yohana 20:29</w:t>
+      </w:r>
       <w:r>
         <w:rPr>
           <w:lang w:val="sw_KE" w:bidi="sw_KE"/>
         </w:rPr>
         <w:t>). Mamlaka ya Yohana na uzoefu wake wa kina na Yesu vinaonekana katika kila simulizi aliyosimulia. Kama shahidi wa maisha ya Yesu (</w:t>
       </w:r>
-      <w:hyperlink r:id="rId15">
-        <w:r>
-          <w:rPr>
-            <w:lang w:val="sw_KE" w:bidi="sw_KE"/>
-          </w:rPr>
-          <w:rPr>
-            <w:color w:val="0000EE"/>
-            <w:u w:val="single"/>
-          </w:rPr>
-          <w:t>Yohana 19:35</w:t>
-        </w:r>
-      </w:hyperlink>
+      <w:r>
+        <w:rPr>
+          <w:lang w:val="sw_KE" w:bidi="sw_KE"/>
+        </w:rPr>
+        <w:t>Yohana 19:35</w:t>
+      </w:r>
       <w:r>
         <w:rPr>
           <w:lang w:val="sw_KE" w:bidi="sw_KE"/>
         </w:rPr>
         <w:t xml:space="preserve">), Yohana alikuwa amesikia, ameona, na amegusa Neno la Uzima (tazama </w:t>
       </w:r>
-      <w:hyperlink r:id="rId16">
-        <w:r>
-          <w:rPr>
-            <w:lang w:val="sw_KE" w:bidi="sw_KE"/>
-          </w:rPr>
-          <w:rPr>
-            <w:color w:val="0000EE"/>
-            <w:u w:val="single"/>
-          </w:rPr>
-          <w:t>1 Yoh. 1:1–4</w:t>
-        </w:r>
-      </w:hyperlink>
+      <w:r>
+        <w:rPr>
+          <w:lang w:val="sw_KE" w:bidi="sw_KE"/>
+        </w:rPr>
+        <w:t>1 Yoh. 1:1–4</w:t>
+      </w:r>
       <w:r>
         <w:rPr>
           <w:lang w:val="sw_KE" w:bidi="sw_KE"/>
@@ -372,54 +348,36 @@
         </w:rPr>
         <w:t xml:space="preserve">Mivutano ikatokea. Makanisa madogo yalipoanzishwa kando ya masinagogi, Wayahudi wengi zaidi waliongoka. Upinzani dhidi ya waumini Wakristo haukuweza kuepukika. Lakini Yohana alisimama na kanisa wakati wa mateso makali na migogoro. Ilipoonekana kwamba kanisa hilo changa litalemewa na pambano lake dhidi ya jamii yenye hadhi ya juu ya washirika wa masinagogi, Yohana alitoa ushuhuda juu ya huduma ya Yesu Kristo kwa ujasiri. Walimu wa uongo baadaye walipoleta mabishano na migogoro ndani ya kanisa, Yohana kwa mara nyingine tena aliipa jamii ya Wakristo nguvu. Akiandika nyaraka za kutia moyo na za kuhimiza (tazama </w:t>
       </w:r>
-      <w:hyperlink r:id="rId17">
-        <w:r>
-          <w:rPr>
-            <w:lang w:val="sw_KE" w:bidi="sw_KE"/>
-          </w:rPr>
-          <w:rPr>
-            <w:color w:val="0000EE"/>
-            <w:u w:val="single"/>
-          </w:rPr>
-          <w:t>1</w:t>
-        </w:r>
-      </w:hyperlink>
+      <w:r>
+        <w:rPr>
+          <w:lang w:val="sw_KE" w:bidi="sw_KE"/>
+        </w:rPr>
+        <w:t>1</w:t>
+      </w:r>
       <w:r>
         <w:rPr>
           <w:lang w:val="sw_KE" w:bidi="sw_KE"/>
         </w:rPr>
         <w:t xml:space="preserve">, </w:t>
       </w:r>
-      <w:hyperlink r:id="rId18">
-        <w:r>
-          <w:rPr>
-            <w:lang w:val="sw_KE" w:bidi="sw_KE"/>
-          </w:rPr>
-          <w:rPr>
-            <w:color w:val="0000EE"/>
-            <w:u w:val="single"/>
-          </w:rPr>
-          <w:t>2</w:t>
-        </w:r>
-      </w:hyperlink>
+      <w:r>
+        <w:rPr>
+          <w:lang w:val="sw_KE" w:bidi="sw_KE"/>
+        </w:rPr>
+        <w:t>2</w:t>
+      </w:r>
       <w:r>
         <w:rPr>
           <w:lang w:val="sw_KE" w:bidi="sw_KE"/>
         </w:rPr>
         <w:t xml:space="preserve">, na </w:t>
       </w:r>
-      <w:hyperlink r:id="rId19">
-        <w:r>
-          <w:rPr>
-            <w:lang w:val="sw_KE" w:bidi="sw_KE"/>
-          </w:rPr>
-          <w:rPr>
-            <w:color w:val="0000EE"/>
-            <w:u w:val="single"/>
-          </w:rPr>
-          <w:t>3 Yohana</w:t>
-        </w:r>
-      </w:hyperlink>
+      <w:r>
+        <w:rPr>
+          <w:lang w:val="sw_KE" w:bidi="sw_KE"/>
+        </w:rPr>
+        <w:t>3 Yohana</w:t>
+      </w:r>
       <w:r>
         <w:rPr>
           <w:lang w:val="sw_KE" w:bidi="sw_KE"/>
@@ -465,36 +423,24 @@
         </w:rPr>
         <w:t xml:space="preserve">Yohana aligawanya Injili yake katika sehemu mbili kuu, ambazo ni </w:t>
       </w:r>
-      <w:hyperlink r:id="rId20">
-        <w:r>
-          <w:rPr>
-            <w:lang w:val="sw_KE" w:bidi="sw_KE"/>
-          </w:rPr>
-          <w:rPr>
-            <w:color w:val="0000EE"/>
-            <w:u w:val="single"/>
-          </w:rPr>
-          <w:t>sura ya 1–12</w:t>
-        </w:r>
-      </w:hyperlink>
+      <w:r>
+        <w:rPr>
+          <w:lang w:val="sw_KE" w:bidi="sw_KE"/>
+        </w:rPr>
+        <w:t>sura ya 1–12</w:t>
+      </w:r>
       <w:r>
         <w:rPr>
           <w:lang w:val="sw_KE" w:bidi="sw_KE"/>
         </w:rPr>
         <w:t xml:space="preserve"> na </w:t>
       </w:r>
-      <w:hyperlink r:id="rId21">
-        <w:r>
-          <w:rPr>
-            <w:lang w:val="sw_KE" w:bidi="sw_KE"/>
-          </w:rPr>
-          <w:rPr>
-            <w:color w:val="0000EE"/>
-            <w:u w:val="single"/>
-          </w:rPr>
-          <w:t>sura ya 13–21</w:t>
-        </w:r>
-      </w:hyperlink>
+      <w:r>
+        <w:rPr>
+          <w:lang w:val="sw_KE" w:bidi="sw_KE"/>
+        </w:rPr>
+        <w:t>sura ya 13–21</w:t>
+      </w:r>
       <w:r>
         <w:rPr>
           <w:lang w:val="sw_KE" w:bidi="sw_KE"/>
@@ -515,54 +461,36 @@
         </w:rPr>
         <w:t>Sura ya 1–12. Utangulizi wa Injili (</w:t>
       </w:r>
-      <w:hyperlink r:id="rId22">
-        <w:r>
-          <w:rPr>
-            <w:lang w:val="sw_KE" w:bidi="sw_KE"/>
-          </w:rPr>
-          <w:rPr>
-            <w:color w:val="0000EE"/>
-            <w:u w:val="single"/>
-          </w:rPr>
-          <w:t>1:1–18</w:t>
-        </w:r>
-      </w:hyperlink>
+      <w:r>
+        <w:rPr>
+          <w:lang w:val="sw_KE" w:bidi="sw_KE"/>
+        </w:rPr>
+        <w:t>1:1–18</w:t>
+      </w:r>
       <w:r>
         <w:rPr>
           <w:lang w:val="sw_KE" w:bidi="sw_KE"/>
         </w:rPr>
         <w:t>) unatoa muhtasari wa ujio wa Neno la Mungu ulimwenguni kwa ustadi. Yesu alibatizwa na akawaita wafuasi wake wa awali kabisa (</w:t>
       </w:r>
-      <w:hyperlink r:id="rId23">
-        <w:r>
-          <w:rPr>
-            <w:lang w:val="sw_KE" w:bidi="sw_KE"/>
-          </w:rPr>
-          <w:rPr>
-            <w:color w:val="0000EE"/>
-            <w:u w:val="single"/>
-          </w:rPr>
-          <w:t>1:19–51</w:t>
-        </w:r>
-      </w:hyperlink>
+      <w:r>
+        <w:rPr>
+          <w:lang w:val="sw_KE" w:bidi="sw_KE"/>
+        </w:rPr>
+        <w:t>1:19–51</w:t>
+      </w:r>
       <w:r>
         <w:rPr>
           <w:lang w:val="sw_KE" w:bidi="sw_KE"/>
         </w:rPr>
         <w:t>). Kisha msururu wa matukio ya ajabu (</w:t>
       </w:r>
-      <w:hyperlink r:id="rId24">
-        <w:r>
-          <w:rPr>
-            <w:lang w:val="sw_KE" w:bidi="sw_KE"/>
-          </w:rPr>
-          <w:rPr>
-            <w:color w:val="0000EE"/>
-            <w:u w:val="single"/>
-          </w:rPr>
-          <w:t>sura ya 2–4</w:t>
-        </w:r>
-      </w:hyperlink>
+      <w:r>
+        <w:rPr>
+          <w:lang w:val="sw_KE" w:bidi="sw_KE"/>
+        </w:rPr>
+        <w:t>sura ya 2–4</w:t>
+      </w:r>
       <w:r>
         <w:rPr>
           <w:lang w:val="sw_KE" w:bidi="sw_KE"/>
@@ -583,18 +511,12 @@
         </w:rPr>
         <w:t>Katika sehemu inayofuata (</w:t>
       </w:r>
-      <w:hyperlink r:id="rId25">
-        <w:r>
-          <w:rPr>
-            <w:lang w:val="sw_KE" w:bidi="sw_KE"/>
-          </w:rPr>
-          <w:rPr>
-            <w:color w:val="0000EE"/>
-            <w:u w:val="single"/>
-          </w:rPr>
-          <w:t>sura ya 5–10</w:t>
-        </w:r>
-      </w:hyperlink>
+      <w:r>
+        <w:rPr>
+          <w:lang w:val="sw_KE" w:bidi="sw_KE"/>
+        </w:rPr>
+        <w:t>sura ya 5–10</w:t>
+      </w:r>
       <w:r>
         <w:rPr>
           <w:lang w:val="sw_KE" w:bidi="sw_KE"/>
@@ -615,36 +537,24 @@
         </w:rPr>
         <w:t>Kisha Yesu akaanza kujiandaa kwa ajili ya kifo na ufufuo wake. Yohana anaeleza kuwasili kwa Yesu huko Bethania, mji ulio mashariki mwa Yerusalemu (</w:t>
       </w:r>
-      <w:hyperlink r:id="rId26">
-        <w:r>
-          <w:rPr>
-            <w:lang w:val="sw_KE" w:bidi="sw_KE"/>
-          </w:rPr>
-          <w:rPr>
-            <w:color w:val="0000EE"/>
-            <w:u w:val="single"/>
-          </w:rPr>
-          <w:t>sura ya 11</w:t>
-        </w:r>
-      </w:hyperlink>
+      <w:r>
+        <w:rPr>
+          <w:lang w:val="sw_KE" w:bidi="sw_KE"/>
+        </w:rPr>
+        <w:t>sura ya 11</w:t>
+      </w:r>
       <w:r>
         <w:rPr>
           <w:lang w:val="sw_KE" w:bidi="sw_KE"/>
         </w:rPr>
         <w:t>). Rafiki yake Lazaro alikuwa amefariki, na Yesu akamfufua. Kufuatia tukio hilo la ajabu, Yesu alitoa mwito wake wa mwisho wa hadharani kwamba ulimwengu umwamini yeye na utume wake (</w:t>
       </w:r>
-      <w:hyperlink r:id="rId27">
-        <w:r>
-          <w:rPr>
-            <w:lang w:val="sw_KE" w:bidi="sw_KE"/>
-          </w:rPr>
-          <w:rPr>
-            <w:color w:val="0000EE"/>
-            <w:u w:val="single"/>
-          </w:rPr>
-          <w:t>sura ya 12</w:t>
-        </w:r>
-      </w:hyperlink>
+      <w:r>
+        <w:rPr>
+          <w:lang w:val="sw_KE" w:bidi="sw_KE"/>
+        </w:rPr>
+        <w:t>sura ya 12</w:t>
+      </w:r>
       <w:r>
         <w:rPr>
           <w:lang w:val="sw_KE" w:bidi="sw_KE"/>
@@ -665,18 +575,12 @@
         </w:rPr>
         <w:t>Sura ya 13–21. Yohana anageukia kifo na ufufuo wa Yesu, akiwakumbusha wasomaji kwamba msalaba si ishara ya kukata tamaa bali ni taswira ya utukufu. Yesu alikuwa anarudi kwa Baba na alihitaji kuwaandaa wanafunzi wake kwa ajili ya kuondoka kwake. Katika mlo wake wa mwisho wa Pasaka, Yesu alishiriki na wanafunzi wake mambo yaliyokuwa karibu sana na moyo wake (</w:t>
       </w:r>
-      <w:hyperlink r:id="rId28">
-        <w:r>
-          <w:rPr>
-            <w:lang w:val="sw_KE" w:bidi="sw_KE"/>
-          </w:rPr>
-          <w:rPr>
-            <w:color w:val="0000EE"/>
-            <w:u w:val="single"/>
-          </w:rPr>
-          <w:t>sura ya 13–17</w:t>
-        </w:r>
-      </w:hyperlink>
+      <w:r>
+        <w:rPr>
+          <w:lang w:val="sw_KE" w:bidi="sw_KE"/>
+        </w:rPr>
+        <w:t>sura ya 13–17</w:t>
+      </w:r>
       <w:r>
         <w:rPr>
           <w:lang w:val="sw_KE" w:bidi="sw_KE"/>
@@ -697,36 +601,24 @@
         </w:rPr>
         <w:t>Baada ya mlo huu wa Pasaka, Yesu aliwaongoza wafuasi wake kuelekea mashariki mwa mji wakivuka bonde na kufika shamba la mizeituni lililoitwa Gethsemane (</w:t>
       </w:r>
-      <w:hyperlink r:id="rId29">
-        <w:r>
-          <w:rPr>
-            <w:lang w:val="sw_KE" w:bidi="sw_KE"/>
-          </w:rPr>
-          <w:rPr>
-            <w:color w:val="0000EE"/>
-            <w:u w:val="single"/>
-          </w:rPr>
-          <w:t>sura ya 18</w:t>
-        </w:r>
-      </w:hyperlink>
+      <w:r>
+        <w:rPr>
+          <w:lang w:val="sw_KE" w:bidi="sw_KE"/>
+        </w:rPr>
+        <w:t>sura ya 18</w:t>
+      </w:r>
       <w:r>
         <w:rPr>
           <w:lang w:val="sw_KE" w:bidi="sw_KE"/>
         </w:rPr>
         <w:t>). Yuda, ambaye alikuwa amekubali kumsaliti Yesu, punde aliwasili pamoja na kundi kubwa la askari wa Kirumi na walinzi wa Hekalu. Kufuatia kukamatwa kwake, Yesu alisimama mbele ya baraza kuu la Wayahudi ili kuulizwa maswali, kwanza na Anasi kisha na Kayafa, kuhani mkuu waliyekuwa anahudumu wakati huo. Kufikia asubuhi, viongozi wa Kiyahudi walimpeleka Yesu kwa gavana wa Kirumi, Pontio Pilato, ambaye aliuliza maswali kuhusu utambulisho wa Yesu. Pilato, akishinikizwa na viongozi wa Kiyahudi, aliamua kwamba Yesu asululubiwe (</w:t>
       </w:r>
-      <w:hyperlink r:id="rId30">
-        <w:r>
-          <w:rPr>
-            <w:lang w:val="sw_KE" w:bidi="sw_KE"/>
-          </w:rPr>
-          <w:rPr>
-            <w:color w:val="0000EE"/>
-            <w:u w:val="single"/>
-          </w:rPr>
-          <w:t>sura ya 19</w:t>
-        </w:r>
-      </w:hyperlink>
+      <w:r>
+        <w:rPr>
+          <w:lang w:val="sw_KE" w:bidi="sw_KE"/>
+        </w:rPr>
+        <w:t>sura ya 19</w:t>
+      </w:r>
       <w:r>
         <w:rPr>
           <w:lang w:val="sw_KE" w:bidi="sw_KE"/>
@@ -747,90 +639,60 @@
         </w:rPr>
         <w:t>Kilele cha Injili ya Yohana ni kufufuka kwa Yesu kutoka kwa wafu (</w:t>
       </w:r>
-      <w:hyperlink r:id="rId31">
-        <w:r>
-          <w:rPr>
-            <w:lang w:val="sw_KE" w:bidi="sw_KE"/>
-          </w:rPr>
-          <w:rPr>
-            <w:color w:val="0000EE"/>
-            <w:u w:val="single"/>
-          </w:rPr>
-          <w:t>sura ya 20</w:t>
-        </w:r>
-      </w:hyperlink>
+      <w:r>
+        <w:rPr>
+          <w:lang w:val="sw_KE" w:bidi="sw_KE"/>
+        </w:rPr>
+        <w:t>sura ya 20</w:t>
+      </w:r>
       <w:r>
         <w:rPr>
           <w:lang w:val="sw_KE" w:bidi="sw_KE"/>
         </w:rPr>
         <w:t>). Tukio hilo linaanzisha msururu wa simulizi za kusisimua ambapo Yesu waliwatoeka wafuasi wake na kuwatia moyo. Aliwapa Roho Mtakatifu na kuwatuma kumwakilisha kwa ulimwengu. Kisha Yesu akawapa maagizo ya kutekeleza kazi yao (</w:t>
       </w:r>
-      <w:hyperlink r:id="rId32">
-        <w:r>
-          <w:rPr>
-            <w:lang w:val="sw_KE" w:bidi="sw_KE"/>
-          </w:rPr>
-          <w:rPr>
-            <w:color w:val="0000EE"/>
-            <w:u w:val="single"/>
-          </w:rPr>
-          <w:t>sura ya 21</w:t>
-        </w:r>
-      </w:hyperlink>
+      <w:r>
+        <w:rPr>
+          <w:lang w:val="sw_KE" w:bidi="sw_KE"/>
+        </w:rPr>
+        <w:t>sura ya 21</w:t>
+      </w:r>
       <w:r>
         <w:rPr>
           <w:lang w:val="sw_KE" w:bidi="sw_KE"/>
         </w:rPr>
         <w:t>). Aliwakumbusha kuhusu nguvu yake (</w:t>
       </w:r>
-      <w:hyperlink r:id="rId33">
-        <w:r>
-          <w:rPr>
-            <w:lang w:val="sw_KE" w:bidi="sw_KE"/>
-          </w:rPr>
-          <w:rPr>
-            <w:color w:val="0000EE"/>
-            <w:u w:val="single"/>
-          </w:rPr>
-          <w:t>21:1–14</w:t>
-        </w:r>
-      </w:hyperlink>
+      <w:r>
+        <w:rPr>
+          <w:lang w:val="sw_KE" w:bidi="sw_KE"/>
+        </w:rPr>
+        <w:t>21:1–14</w:t>
+      </w:r>
       <w:r>
         <w:rPr>
           <w:lang w:val="sw_KE" w:bidi="sw_KE"/>
         </w:rPr>
         <w:t>); alimrejesha Petro, ambaye alikuwa amemkana (</w:t>
       </w:r>
-      <w:hyperlink r:id="rId34">
-        <w:r>
-          <w:rPr>
-            <w:lang w:val="sw_KE" w:bidi="sw_KE"/>
-          </w:rPr>
-          <w:rPr>
-            <w:color w:val="0000EE"/>
-            <w:u w:val="single"/>
-          </w:rPr>
-          <w:t>21:15–17</w:t>
-        </w:r>
-      </w:hyperlink>
+      <w:r>
+        <w:rPr>
+          <w:lang w:val="sw_KE" w:bidi="sw_KE"/>
+        </w:rPr>
+        <w:t>21:15–17</w:t>
+      </w:r>
       <w:r>
         <w:rPr>
           <w:lang w:val="sw_KE" w:bidi="sw_KE"/>
         </w:rPr>
         <w:t>); na akamwagiza Petro amfuate katika utume wake (</w:t>
       </w:r>
-      <w:hyperlink r:id="rId35">
-        <w:r>
-          <w:rPr>
-            <w:lang w:val="sw_KE" w:bidi="sw_KE"/>
-          </w:rPr>
-          <w:rPr>
-            <w:color w:val="0000EE"/>
-            <w:u w:val="single"/>
-          </w:rPr>
-          <w:t>21:18–19</w:t>
-        </w:r>
-      </w:hyperlink>
+      <w:r>
+        <w:rPr>
+          <w:lang w:val="sw_KE" w:bidi="sw_KE"/>
+        </w:rPr>
+        <w:t>21:18–19</w:t>
+      </w:r>
       <w:r>
         <w:rPr>
           <w:lang w:val="sw_KE" w:bidi="sw_KE"/>
@@ -862,126 +724,84 @@
         </w:rPr>
         <w:t xml:space="preserve">Sawa na zile Injili zingine, Yohana haitoi ushahidi wazi kuhusu mwandishi wake, ingawa mhusika wa kifumbo anayeitwa "mwanafunzi aliyependwa" anatoa vidokezo vya wazi (tazama </w:t>
       </w:r>
-      <w:hyperlink r:id="rId36">
-        <w:r>
-          <w:rPr>
-            <w:lang w:val="sw_KE" w:bidi="sw_KE"/>
-          </w:rPr>
-          <w:rPr>
-            <w:color w:val="0000EE"/>
-            <w:u w:val="single"/>
-          </w:rPr>
-          <w:t>13:23</w:t>
-        </w:r>
-      </w:hyperlink>
+      <w:r>
+        <w:rPr>
+          <w:lang w:val="sw_KE" w:bidi="sw_KE"/>
+        </w:rPr>
+        <w:t>13:23</w:t>
+      </w:r>
       <w:r>
         <w:rPr>
           <w:lang w:val="sw_KE" w:bidi="sw_KE"/>
         </w:rPr>
         <w:t xml:space="preserve">; </w:t>
       </w:r>
-      <w:hyperlink r:id="rId37">
-        <w:r>
-          <w:rPr>
-            <w:lang w:val="sw_KE" w:bidi="sw_KE"/>
-          </w:rPr>
-          <w:rPr>
-            <w:color w:val="0000EE"/>
-            <w:u w:val="single"/>
-          </w:rPr>
-          <w:t>19:26–27</w:t>
-        </w:r>
-      </w:hyperlink>
+      <w:r>
+        <w:rPr>
+          <w:lang w:val="sw_KE" w:bidi="sw_KE"/>
+        </w:rPr>
+        <w:t>19:26–27</w:t>
+      </w:r>
       <w:r>
         <w:rPr>
           <w:lang w:val="sw_KE" w:bidi="sw_KE"/>
         </w:rPr>
         <w:t xml:space="preserve">; </w:t>
       </w:r>
-      <w:hyperlink r:id="rId38">
-        <w:r>
-          <w:rPr>
-            <w:lang w:val="sw_KE" w:bidi="sw_KE"/>
-          </w:rPr>
-          <w:rPr>
-            <w:color w:val="0000EE"/>
-            <w:u w:val="single"/>
-          </w:rPr>
-          <w:t>20:2–10</w:t>
-        </w:r>
-      </w:hyperlink>
+      <w:r>
+        <w:rPr>
+          <w:lang w:val="sw_KE" w:bidi="sw_KE"/>
+        </w:rPr>
+        <w:t>20:2–10</w:t>
+      </w:r>
       <w:r>
         <w:rPr>
           <w:lang w:val="sw_KE" w:bidi="sw_KE"/>
         </w:rPr>
         <w:t xml:space="preserve">; </w:t>
       </w:r>
-      <w:hyperlink r:id="rId39">
-        <w:r>
-          <w:rPr>
-            <w:lang w:val="sw_KE" w:bidi="sw_KE"/>
-          </w:rPr>
-          <w:rPr>
-            <w:color w:val="0000EE"/>
-            <w:u w:val="single"/>
-          </w:rPr>
-          <w:t>21:7</w:t>
-        </w:r>
-      </w:hyperlink>
+      <w:r>
+        <w:rPr>
+          <w:lang w:val="sw_KE" w:bidi="sw_KE"/>
+        </w:rPr>
+        <w:t>21:7</w:t>
+      </w:r>
       <w:r>
         <w:rPr>
           <w:lang w:val="sw_KE" w:bidi="sw_KE"/>
         </w:rPr>
         <w:t xml:space="preserve">, </w:t>
       </w:r>
-      <w:hyperlink r:id="rId40">
-        <w:r>
-          <w:rPr>
-            <w:lang w:val="sw_KE" w:bidi="sw_KE"/>
-          </w:rPr>
-          <w:rPr>
-            <w:color w:val="0000EE"/>
-            <w:u w:val="single"/>
-          </w:rPr>
-          <w:t>20–24</w:t>
-        </w:r>
-      </w:hyperlink>
+      <w:r>
+        <w:rPr>
+          <w:lang w:val="sw_KE" w:bidi="sw_KE"/>
+        </w:rPr>
+        <w:t>20–24</w:t>
+      </w:r>
       <w:r>
         <w:rPr>
           <w:lang w:val="sw_KE" w:bidi="sw_KE"/>
         </w:rPr>
         <w:t>). Injili ya Yohana lazima iwe ina uhusiano na mtu huyu, kwa sababu anatambuliwa kama shahidi wa kujionea kwa macho ambaye ndiye chanzo cha rekodi hii ya maisha ya Yesu (</w:t>
       </w:r>
-      <w:hyperlink r:id="rId15">
-        <w:r>
-          <w:rPr>
-            <w:lang w:val="sw_KE" w:bidi="sw_KE"/>
-          </w:rPr>
-          <w:rPr>
-            <w:color w:val="0000EE"/>
-            <w:u w:val="single"/>
-          </w:rPr>
-          <w:t>19:35</w:t>
-        </w:r>
-      </w:hyperlink>
+      <w:r>
+        <w:rPr>
+          <w:lang w:val="sw_KE" w:bidi="sw_KE"/>
+        </w:rPr>
+        <w:t>19:35</w:t>
+      </w:r>
       <w:r>
         <w:rPr>
           <w:lang w:val="sw_KE" w:bidi="sw_KE"/>
         </w:rPr>
         <w:t xml:space="preserve">; </w:t>
       </w:r>
-      <w:hyperlink r:id="rId40">
-        <w:r>
-          <w:rPr>
-            <w:lang w:val="sw_KE" w:bidi="sw_KE"/>
-          </w:rPr>
-          <w:rPr>
-            <w:color w:val="0000EE"/>
-            <w:u w:val="single"/>
-          </w:rPr>
-          <w:t>21:20–24</w:t>
-        </w:r>
-      </w:hyperlink>
+      <w:r>
+        <w:rPr>
+          <w:lang w:val="sw_KE" w:bidi="sw_KE"/>
+        </w:rPr>
+        <w:t>21:20–24</w:t>
+      </w:r>
       <w:r>
         <w:rPr>
           <w:lang w:val="sw_KE" w:bidi="sw_KE"/>
@@ -1015,54 +835,36 @@
         </w:rPr>
         <w:t xml:space="preserve">3:23). Yohana alikuwa mmojawapo wa wanafunzi Kumi na Wawili na, pamoja na Yakobo (kaka yake) na Petro, alikuwa mmojawapo wa wanafunzi waliokuwa karibu zaidi na Yesu (tazama k.m., </w:t>
       </w:r>
-      <w:hyperlink r:id="rId41">
-        <w:r>
-          <w:rPr>
-            <w:lang w:val="sw_KE" w:bidi="sw_KE"/>
-          </w:rPr>
-          <w:rPr>
-            <w:color w:val="0000EE"/>
-            <w:u w:val="single"/>
-          </w:rPr>
-          <w:t>Mat. 26:36–37</w:t>
-        </w:r>
-      </w:hyperlink>
+      <w:r>
+        <w:rPr>
+          <w:lang w:val="sw_KE" w:bidi="sw_KE"/>
+        </w:rPr>
+        <w:t>Mat. 26:36–37</w:t>
+      </w:r>
       <w:r>
         <w:rPr>
           <w:lang w:val="sw_KE" w:bidi="sw_KE"/>
         </w:rPr>
         <w:t xml:space="preserve">; </w:t>
       </w:r>
-      <w:hyperlink r:id="rId42">
-        <w:r>
-          <w:rPr>
-            <w:lang w:val="sw_KE" w:bidi="sw_KE"/>
-          </w:rPr>
-          <w:rPr>
-            <w:color w:val="0000EE"/>
-            <w:u w:val="single"/>
-          </w:rPr>
-          <w:t>Marko 5:37</w:t>
-        </w:r>
-      </w:hyperlink>
+      <w:r>
+        <w:rPr>
+          <w:lang w:val="sw_KE" w:bidi="sw_KE"/>
+        </w:rPr>
+        <w:t>Marko 5:37</w:t>
+      </w:r>
       <w:r>
         <w:rPr>
           <w:lang w:val="sw_KE" w:bidi="sw_KE"/>
         </w:rPr>
         <w:t xml:space="preserve">; </w:t>
       </w:r>
-      <w:hyperlink r:id="rId43">
-        <w:r>
-          <w:rPr>
-            <w:lang w:val="sw_KE" w:bidi="sw_KE"/>
-          </w:rPr>
-          <w:rPr>
-            <w:color w:val="0000EE"/>
-            <w:u w:val="single"/>
-          </w:rPr>
-          <w:t>9:2</w:t>
-        </w:r>
-      </w:hyperlink>
+      <w:r>
+        <w:rPr>
+          <w:lang w:val="sw_KE" w:bidi="sw_KE"/>
+        </w:rPr>
+        <w:t>9:2</w:t>
+      </w:r>
       <w:r>
         <w:rPr>
           <w:lang w:val="sw_KE" w:bidi="sw_KE"/>
@@ -1121,54 +923,36 @@
         </w:rPr>
         <w:t xml:space="preserve"> ni neno la Kiebrania linalomaanisha "mwalimu" (</w:t>
       </w:r>
-      <w:hyperlink r:id="rId44">
-        <w:r>
-          <w:rPr>
-            <w:lang w:val="sw_KE" w:bidi="sw_KE"/>
-          </w:rPr>
-          <w:rPr>
-            <w:color w:val="0000EE"/>
-            <w:u w:val="single"/>
-          </w:rPr>
-          <w:t>1:38</w:t>
-        </w:r>
-      </w:hyperlink>
+      <w:r>
+        <w:rPr>
+          <w:lang w:val="sw_KE" w:bidi="sw_KE"/>
+        </w:rPr>
+        <w:t>1:38</w:t>
+      </w:r>
       <w:r>
         <w:rPr>
           <w:lang w:val="sw_KE" w:bidi="sw_KE"/>
         </w:rPr>
         <w:t>), na alitoa jina mbadala kwa Bahari ya Galilaya (</w:t>
       </w:r>
-      <w:hyperlink r:id="rId45">
-        <w:r>
-          <w:rPr>
-            <w:lang w:val="sw_KE" w:bidi="sw_KE"/>
-          </w:rPr>
-          <w:rPr>
-            <w:color w:val="0000EE"/>
-            <w:u w:val="single"/>
-          </w:rPr>
-          <w:t>6:1</w:t>
-        </w:r>
-      </w:hyperlink>
+      <w:r>
+        <w:rPr>
+          <w:lang w:val="sw_KE" w:bidi="sw_KE"/>
+        </w:rPr>
+        <w:t>6:1</w:t>
+      </w:r>
       <w:r>
         <w:rPr>
           <w:lang w:val="sw_KE" w:bidi="sw_KE"/>
         </w:rPr>
         <w:t>). Wakati huo huo, Yohana alichukulia kwamba wasomaji wake walifahamu desturi, dhana, na sherehe za Kiyahudi. Yamkini pia walifahamu simulizi ya msingi iliyowasilishwa katika Injili ya Marko. Kwa mfano, Yohana anataja kifungo cha Yohana Mbatizaji (</w:t>
       </w:r>
-      <w:hyperlink r:id="rId46">
-        <w:r>
-          <w:rPr>
-            <w:lang w:val="sw_KE" w:bidi="sw_KE"/>
-          </w:rPr>
-          <w:rPr>
-            <w:color w:val="0000EE"/>
-            <w:u w:val="single"/>
-          </w:rPr>
-          <w:t>3:24</w:t>
-        </w:r>
-      </w:hyperlink>
+      <w:r>
+        <w:rPr>
+          <w:lang w:val="sw_KE" w:bidi="sw_KE"/>
+        </w:rPr>
+        <w:t>3:24</w:t>
+      </w:r>
       <w:r>
         <w:rPr>
           <w:lang w:val="sw_KE" w:bidi="sw_KE"/>
@@ -1200,54 +984,36 @@
         </w:rPr>
         <w:t>Ufunuo na Ukombozi. "Nuru hungʼaa gizani nalo giza halikuishinda" (</w:t>
       </w:r>
-      <w:hyperlink r:id="rId47">
-        <w:r>
-          <w:rPr>
-            <w:lang w:val="sw_KE" w:bidi="sw_KE"/>
-          </w:rPr>
-          <w:rPr>
-            <w:color w:val="0000EE"/>
-            <w:u w:val="single"/>
-          </w:rPr>
-          <w:t>1:5</w:t>
-        </w:r>
-      </w:hyperlink>
+      <w:r>
+        <w:rPr>
+          <w:lang w:val="sw_KE" w:bidi="sw_KE"/>
+        </w:rPr>
+        <w:t>1:5</w:t>
+      </w:r>
       <w:r>
         <w:rPr>
           <w:lang w:val="sw_KE" w:bidi="sw_KE"/>
         </w:rPr>
         <w:t>). Nuru ya Mungu imeingia duniani: Kristo anamfunua Baba (</w:t>
       </w:r>
-      <w:hyperlink r:id="rId48">
-        <w:r>
-          <w:rPr>
-            <w:lang w:val="sw_KE" w:bidi="sw_KE"/>
-          </w:rPr>
-          <w:rPr>
-            <w:color w:val="0000EE"/>
-            <w:u w:val="single"/>
-          </w:rPr>
-          <w:t>14:9</w:t>
-        </w:r>
-      </w:hyperlink>
+      <w:r>
+        <w:rPr>
+          <w:lang w:val="sw_KE" w:bidi="sw_KE"/>
+        </w:rPr>
+        <w:t>14:9</w:t>
+      </w:r>
       <w:r>
         <w:rPr>
           <w:lang w:val="sw_KE" w:bidi="sw_KE"/>
         </w:rPr>
         <w:t>). Katika Kristo tunaona utukufu wa Mungu katika mfano wa mwanadamu. Na ingawa Yesu aliteswa, akafunguliwa mashtaka, na akasulubiwa, nuru haiwezi kuzimwa. Kusudi la Yesu katika kumfunua Mungu ni kuwakomboa watu: "Ndani yake ndimo ulimokuwa uzima na huo uzima ulikuwa nuru ya watu" (</w:t>
       </w:r>
-      <w:hyperlink r:id="rId49">
-        <w:r>
-          <w:rPr>
-            <w:lang w:val="sw_KE" w:bidi="sw_KE"/>
-          </w:rPr>
-          <w:rPr>
-            <w:color w:val="0000EE"/>
-            <w:u w:val="single"/>
-          </w:rPr>
-          <w:t>1:4</w:t>
-        </w:r>
-      </w:hyperlink>
+      <w:r>
+        <w:rPr>
+          <w:lang w:val="sw_KE" w:bidi="sw_KE"/>
+        </w:rPr>
+        <w:t>1:4</w:t>
+      </w:r>
       <w:r>
         <w:rPr>
           <w:lang w:val="sw_KE" w:bidi="sw_KE"/>
@@ -1268,72 +1034,48 @@
         </w:rPr>
         <w:t>Ibada na Roho. Ibada lazima itekelezwe “kwa roho na kweli" (</w:t>
       </w:r>
-      <w:hyperlink r:id="rId50">
-        <w:r>
-          <w:rPr>
-            <w:lang w:val="sw_KE" w:bidi="sw_KE"/>
-          </w:rPr>
-          <w:rPr>
-            <w:color w:val="0000EE"/>
-            <w:u w:val="single"/>
-          </w:rPr>
-          <w:t>4:24</w:t>
-        </w:r>
-      </w:hyperlink>
+      <w:r>
+        <w:rPr>
+          <w:lang w:val="sw_KE" w:bidi="sw_KE"/>
+        </w:rPr>
+        <w:t>4:24</w:t>
+      </w:r>
       <w:r>
         <w:rPr>
           <w:lang w:val="sw_KE" w:bidi="sw_KE"/>
         </w:rPr>
         <w:t>), ikiwezeshwa na kuongozwa na Roho wa Mungu. Nikodemo alipaswa kuzaliwa kwa "maji na Roho" ili aingie katika Ufalme wa Mungu (</w:t>
       </w:r>
-      <w:hyperlink r:id="rId51">
-        <w:r>
-          <w:rPr>
-            <w:lang w:val="sw_KE" w:bidi="sw_KE"/>
-          </w:rPr>
-          <w:rPr>
-            <w:color w:val="0000EE"/>
-            <w:u w:val="single"/>
-          </w:rPr>
-          <w:t>3:5</w:t>
-        </w:r>
-      </w:hyperlink>
+      <w:r>
+        <w:rPr>
+          <w:lang w:val="sw_KE" w:bidi="sw_KE"/>
+        </w:rPr>
+        <w:t>3:5</w:t>
+      </w:r>
       <w:r>
         <w:rPr>
           <w:lang w:val="sw_KE" w:bidi="sw_KE"/>
         </w:rPr>
         <w:t>). Huko Galilaya, baada ya kuwalisha watu 5,000, Yesu aliambia umati kwamba mkaze wa uzima unapatikana katika mwili wake, ambao ungetolewa kama dhabihu. Aliwaagiza kula mwili wake na kunywa damu yake, kama ishara ya Meza ya Bwana (</w:t>
       </w:r>
-      <w:hyperlink r:id="rId52">
-        <w:r>
-          <w:rPr>
-            <w:lang w:val="sw_KE" w:bidi="sw_KE"/>
-          </w:rPr>
-          <w:rPr>
-            <w:color w:val="0000EE"/>
-            <w:u w:val="single"/>
-          </w:rPr>
-          <w:t>6:51–59</w:t>
-        </w:r>
-      </w:hyperlink>
+      <w:r>
+        <w:rPr>
+          <w:lang w:val="sw_KE" w:bidi="sw_KE"/>
+        </w:rPr>
+        <w:t>6:51–59</w:t>
+      </w:r>
       <w:r>
         <w:rPr>
           <w:lang w:val="sw_KE" w:bidi="sw_KE"/>
         </w:rPr>
         <w:t xml:space="preserve">). Hata hivyo, ibada inayozingatia tu ishara hizo pasipo kuongozwa na Roho wa Mungu haina maana (tazama </w:t>
       </w:r>
-      <w:hyperlink r:id="rId53">
-        <w:r>
-          <w:rPr>
-            <w:lang w:val="sw_KE" w:bidi="sw_KE"/>
-          </w:rPr>
-          <w:rPr>
-            <w:color w:val="0000EE"/>
-            <w:u w:val="single"/>
-          </w:rPr>
-          <w:t>6:63</w:t>
-        </w:r>
-      </w:hyperlink>
+      <w:r>
+        <w:rPr>
+          <w:lang w:val="sw_KE" w:bidi="sw_KE"/>
+        </w:rPr>
+        <w:t>6:63</w:t>
+      </w:r>
       <w:r>
         <w:rPr>
           <w:lang w:val="sw_KE" w:bidi="sw_KE"/>
@@ -1354,162 +1096,108 @@
         </w:rPr>
         <w:t>Yesu Kristo. Yesu alirekodi maelezo ya Yesu juu ya sifa zake, asili yake, na uhusiano wake na Baba. Yesu alisisitiza umoja wake na Baba (</w:t>
       </w:r>
-      <w:hyperlink r:id="rId54">
-        <w:r>
-          <w:rPr>
-            <w:lang w:val="sw_KE" w:bidi="sw_KE"/>
-          </w:rPr>
-          <w:rPr>
-            <w:color w:val="0000EE"/>
-            <w:u w:val="single"/>
-          </w:rPr>
-          <w:t>10:30</w:t>
-        </w:r>
-      </w:hyperlink>
+      <w:r>
+        <w:rPr>
+          <w:lang w:val="sw_KE" w:bidi="sw_KE"/>
+        </w:rPr>
+        <w:t>10:30</w:t>
+      </w:r>
       <w:r>
         <w:rPr>
           <w:lang w:val="sw_KE" w:bidi="sw_KE"/>
         </w:rPr>
         <w:t xml:space="preserve">; </w:t>
       </w:r>
-      <w:hyperlink r:id="rId55">
-        <w:r>
-          <w:rPr>
-            <w:lang w:val="sw_KE" w:bidi="sw_KE"/>
-          </w:rPr>
-          <w:rPr>
-            <w:color w:val="0000EE"/>
-            <w:u w:val="single"/>
-          </w:rPr>
-          <w:t>14:9–10</w:t>
-        </w:r>
-      </w:hyperlink>
+      <w:r>
+        <w:rPr>
+          <w:lang w:val="sw_KE" w:bidi="sw_KE"/>
+        </w:rPr>
+        <w:t>14:9–10</w:t>
+      </w:r>
       <w:r>
         <w:rPr>
           <w:lang w:val="sw_KE" w:bidi="sw_KE"/>
         </w:rPr>
         <w:t>) na umoja wao katika kusudi (</w:t>
       </w:r>
-      <w:hyperlink r:id="rId56">
-        <w:r>
-          <w:rPr>
-            <w:lang w:val="sw_KE" w:bidi="sw_KE"/>
-          </w:rPr>
-          <w:rPr>
-            <w:color w:val="0000EE"/>
-            <w:u w:val="single"/>
-          </w:rPr>
-          <w:t>5:17</w:t>
-        </w:r>
-      </w:hyperlink>
+      <w:r>
+        <w:rPr>
+          <w:lang w:val="sw_KE" w:bidi="sw_KE"/>
+        </w:rPr>
+        <w:t>5:17</w:t>
+      </w:r>
       <w:r>
         <w:rPr>
           <w:lang w:val="sw_KE" w:bidi="sw_KE"/>
         </w:rPr>
         <w:t xml:space="preserve">; </w:t>
       </w:r>
-      <w:hyperlink r:id="rId57">
-        <w:r>
-          <w:rPr>
-            <w:lang w:val="sw_KE" w:bidi="sw_KE"/>
-          </w:rPr>
-          <w:rPr>
-            <w:color w:val="0000EE"/>
-            <w:u w:val="single"/>
-          </w:rPr>
-          <w:t>8:42</w:t>
-        </w:r>
-      </w:hyperlink>
+      <w:r>
+        <w:rPr>
+          <w:lang w:val="sw_KE" w:bidi="sw_KE"/>
+        </w:rPr>
+        <w:t>8:42</w:t>
+      </w:r>
       <w:r>
         <w:rPr>
           <w:lang w:val="sw_KE" w:bidi="sw_KE"/>
         </w:rPr>
         <w:t>), pamoja na utofauti wao wa kibinafsi (</w:t>
       </w:r>
-      <w:hyperlink r:id="rId58">
-        <w:r>
-          <w:rPr>
-            <w:lang w:val="sw_KE" w:bidi="sw_KE"/>
-          </w:rPr>
-          <w:rPr>
-            <w:color w:val="0000EE"/>
-            <w:u w:val="single"/>
-          </w:rPr>
-          <w:t>14:28</w:t>
-        </w:r>
-      </w:hyperlink>
+      <w:r>
+        <w:rPr>
+          <w:lang w:val="sw_KE" w:bidi="sw_KE"/>
+        </w:rPr>
+        <w:t>14:28</w:t>
+      </w:r>
       <w:r>
         <w:rPr>
           <w:lang w:val="sw_KE" w:bidi="sw_KE"/>
         </w:rPr>
         <w:t xml:space="preserve">; </w:t>
       </w:r>
-      <w:hyperlink r:id="rId59">
-        <w:r>
-          <w:rPr>
-            <w:lang w:val="sw_KE" w:bidi="sw_KE"/>
-          </w:rPr>
-          <w:rPr>
-            <w:color w:val="0000EE"/>
-            <w:u w:val="single"/>
-          </w:rPr>
-          <w:t>17:1–5</w:t>
-        </w:r>
-      </w:hyperlink>
+      <w:r>
+        <w:rPr>
+          <w:lang w:val="sw_KE" w:bidi="sw_KE"/>
+        </w:rPr>
+        <w:t>17:1–5</w:t>
+      </w:r>
       <w:r>
         <w:rPr>
           <w:lang w:val="sw_KE" w:bidi="sw_KE"/>
         </w:rPr>
         <w:t xml:space="preserve">). Yesu hata alitumia jina lilelile ("Mimi Niko") ambalo Mungu alitumia kwa ajili yake mwenyewe katika Agano la Kale, hvyo akathibitisha uungu wake (tazama </w:t>
       </w:r>
-      <w:hyperlink r:id="rId60">
-        <w:r>
-          <w:rPr>
-            <w:lang w:val="sw_KE" w:bidi="sw_KE"/>
-          </w:rPr>
-          <w:rPr>
-            <w:color w:val="0000EE"/>
-            <w:u w:val="single"/>
-          </w:rPr>
-          <w:t>8:58</w:t>
-        </w:r>
-      </w:hyperlink>
+      <w:r>
+        <w:rPr>
+          <w:lang w:val="sw_KE" w:bidi="sw_KE"/>
+        </w:rPr>
+        <w:t>8:58</w:t>
+      </w:r>
       <w:r>
         <w:rPr>
           <w:lang w:val="sw_KE" w:bidi="sw_KE"/>
         </w:rPr>
         <w:t xml:space="preserve">; </w:t>
       </w:r>
-      <w:hyperlink r:id="rId61">
-        <w:r>
-          <w:rPr>
-            <w:lang w:val="sw_KE" w:bidi="sw_KE"/>
-          </w:rPr>
-          <w:rPr>
-            <w:color w:val="0000EE"/>
-            <w:u w:val="single"/>
-          </w:rPr>
-          <w:t>18:4–5</w:t>
-        </w:r>
-      </w:hyperlink>
+      <w:r>
+        <w:rPr>
+          <w:lang w:val="sw_KE" w:bidi="sw_KE"/>
+        </w:rPr>
+        <w:t>18:4–5</w:t>
+      </w:r>
       <w:r>
         <w:rPr>
           <w:lang w:val="sw_KE" w:bidi="sw_KE"/>
         </w:rPr>
         <w:t xml:space="preserve">; </w:t>
       </w:r>
-      <w:hyperlink r:id="rId62">
-        <w:r>
-          <w:rPr>
-            <w:lang w:val="sw_KE" w:bidi="sw_KE"/>
-          </w:rPr>
-          <w:rPr>
-            <w:color w:val="0000EE"/>
-            <w:u w:val="single"/>
-          </w:rPr>
-          <w:t>Kut. 3:13–14</w:t>
-        </w:r>
-      </w:hyperlink>
+      <w:r>
+        <w:rPr>
+          <w:lang w:val="sw_KE" w:bidi="sw_KE"/>
+        </w:rPr>
+        <w:t>Kut. 3:13–14</w:t>
+      </w:r>
       <w:r>
         <w:rPr>
           <w:lang w:val="sw_KE" w:bidi="sw_KE"/>
@@ -1530,90 +1218,60 @@
         </w:rPr>
         <w:t>Roho Mtakatifu. Injili ya Yohana inatilia mkazo kazi ya Roho Mtakatifu kama kipengele kikuu katika maisha ya Yesu kama mwanadamu (</w:t>
       </w:r>
-      <w:hyperlink r:id="rId63">
-        <w:r>
-          <w:rPr>
-            <w:lang w:val="sw_KE" w:bidi="sw_KE"/>
-          </w:rPr>
-          <w:rPr>
-            <w:color w:val="0000EE"/>
-            <w:u w:val="single"/>
-          </w:rPr>
-          <w:t>sura ya 4</w:t>
-        </w:r>
-      </w:hyperlink>
+      <w:r>
+        <w:rPr>
+          <w:lang w:val="sw_KE" w:bidi="sw_KE"/>
+        </w:rPr>
+        <w:t>sura ya 4</w:t>
+      </w:r>
       <w:r>
         <w:rPr>
           <w:lang w:val="sw_KE" w:bidi="sw_KE"/>
         </w:rPr>
         <w:t xml:space="preserve">, </w:t>
       </w:r>
-      <w:hyperlink r:id="rId64">
-        <w:r>
-          <w:rPr>
-            <w:lang w:val="sw_KE" w:bidi="sw_KE"/>
-          </w:rPr>
-          <w:rPr>
-            <w:color w:val="0000EE"/>
-            <w:u w:val="single"/>
-          </w:rPr>
-          <w:t>7</w:t>
-        </w:r>
-      </w:hyperlink>
+      <w:r>
+        <w:rPr>
+          <w:lang w:val="sw_KE" w:bidi="sw_KE"/>
+        </w:rPr>
+        <w:t>7</w:t>
+      </w:r>
       <w:r>
         <w:rPr>
           <w:lang w:val="sw_KE" w:bidi="sw_KE"/>
         </w:rPr>
         <w:t xml:space="preserve">) na katika maisha yetu (sura ya </w:t>
       </w:r>
-      <w:hyperlink r:id="rId65">
-        <w:r>
-          <w:rPr>
-            <w:lang w:val="sw_KE" w:bidi="sw_KE"/>
-          </w:rPr>
-          <w:rPr>
-            <w:color w:val="0000EE"/>
-            <w:u w:val="single"/>
-          </w:rPr>
-          <w:t>3</w:t>
-        </w:r>
-      </w:hyperlink>
+      <w:r>
+        <w:rPr>
+          <w:lang w:val="sw_KE" w:bidi="sw_KE"/>
+        </w:rPr>
+        <w:t>3</w:t>
+      </w:r>
       <w:r>
         <w:rPr>
           <w:lang w:val="sw_KE" w:bidi="sw_KE"/>
         </w:rPr>
         <w:t xml:space="preserve">, </w:t>
       </w:r>
-      <w:hyperlink r:id="rId66">
-        <w:r>
-          <w:rPr>
-            <w:lang w:val="sw_KE" w:bidi="sw_KE"/>
-          </w:rPr>
-          <w:rPr>
-            <w:color w:val="0000EE"/>
-            <w:u w:val="single"/>
-          </w:rPr>
-          <w:t>14</w:t>
-        </w:r>
-      </w:hyperlink>
+      <w:r>
+        <w:rPr>
+          <w:lang w:val="sw_KE" w:bidi="sw_KE"/>
+        </w:rPr>
+        <w:t>14</w:t>
+      </w:r>
       <w:r>
         <w:rPr>
           <w:lang w:val="sw_KE" w:bidi="sw_KE"/>
         </w:rPr>
         <w:t xml:space="preserve">, na </w:t>
       </w:r>
-      <w:hyperlink r:id="rId67">
-        <w:r>
-          <w:rPr>
-            <w:lang w:val="sw_KE" w:bidi="sw_KE"/>
-          </w:rPr>
-          <w:rPr>
-            <w:color w:val="0000EE"/>
-            <w:u w:val="single"/>
-          </w:rPr>
-          <w:t>16</w:t>
-        </w:r>
-      </w:hyperlink>
+      <w:r>
+        <w:rPr>
+          <w:lang w:val="sw_KE" w:bidi="sw_KE"/>
+        </w:rPr>
+        <w:t>16</w:t>
+      </w:r>
       <w:r>
         <w:rPr>
           <w:lang w:val="sw_KE" w:bidi="sw_KE"/>
@@ -1634,90 +1292,60 @@
         </w:rPr>
         <w:t>Utume wa Kanisa. Mungu alimtuma Yesu ulimwenguni (</w:t>
       </w:r>
-      <w:hyperlink r:id="rId68">
-        <w:r>
-          <w:rPr>
-            <w:lang w:val="sw_KE" w:bidi="sw_KE"/>
-          </w:rPr>
-          <w:rPr>
-            <w:color w:val="0000EE"/>
-            <w:u w:val="single"/>
-          </w:rPr>
-          <w:t>8:18</w:t>
-        </w:r>
-      </w:hyperlink>
+      <w:r>
+        <w:rPr>
+          <w:lang w:val="sw_KE" w:bidi="sw_KE"/>
+        </w:rPr>
+        <w:t>8:18</w:t>
+      </w:r>
       <w:r>
         <w:rPr>
           <w:lang w:val="sw_KE" w:bidi="sw_KE"/>
         </w:rPr>
         <w:t>) ili atangaze utukufu wake na kushuhudia juu ya Habari Njema ya ukombozi. Baada ya kuondoka, Mwana aliendelea na utume wake kupitia Roho (</w:t>
       </w:r>
-      <w:hyperlink r:id="rId69">
-        <w:r>
-          <w:rPr>
-            <w:lang w:val="sw_KE" w:bidi="sw_KE"/>
-          </w:rPr>
-          <w:rPr>
-            <w:color w:val="0000EE"/>
-            <w:u w:val="single"/>
-          </w:rPr>
-          <w:t>16:5–11</w:t>
-        </w:r>
-      </w:hyperlink>
+      <w:r>
+        <w:rPr>
+          <w:lang w:val="sw_KE" w:bidi="sw_KE"/>
+        </w:rPr>
+        <w:t>16:5–11</w:t>
+      </w:r>
       <w:r>
         <w:rPr>
           <w:lang w:val="sw_KE" w:bidi="sw_KE"/>
         </w:rPr>
         <w:t>), ambaye kwa upande wake alijaza kanisa na kuwezesha waumini kutumizia utume wa Yesu ulimwenguni (</w:t>
       </w:r>
-      <w:hyperlink r:id="rId70">
-        <w:r>
-          <w:rPr>
-            <w:lang w:val="sw_KE" w:bidi="sw_KE"/>
-          </w:rPr>
-          <w:rPr>
-            <w:color w:val="0000EE"/>
-            <w:u w:val="single"/>
-          </w:rPr>
-          <w:t>20:20–23</w:t>
-        </w:r>
-      </w:hyperlink>
+      <w:r>
+        <w:rPr>
+          <w:lang w:val="sw_KE" w:bidi="sw_KE"/>
+        </w:rPr>
+        <w:t>20:20–23</w:t>
+      </w:r>
       <w:r>
         <w:rPr>
           <w:lang w:val="sw_KE" w:bidi="sw_KE"/>
         </w:rPr>
         <w:t xml:space="preserve">; </w:t>
       </w:r>
-      <w:hyperlink r:id="rId71">
-        <w:r>
-          <w:rPr>
-            <w:lang w:val="sw_KE" w:bidi="sw_KE"/>
-          </w:rPr>
-          <w:rPr>
-            <w:color w:val="0000EE"/>
-            <w:u w:val="single"/>
-          </w:rPr>
-          <w:t>Mat. 28:18–20</w:t>
-        </w:r>
-      </w:hyperlink>
+      <w:r>
+        <w:rPr>
+          <w:lang w:val="sw_KE" w:bidi="sw_KE"/>
+        </w:rPr>
+        <w:t>Mat. 28:18–20</w:t>
+      </w:r>
       <w:r>
         <w:rPr>
           <w:lang w:val="sw_KE" w:bidi="sw_KE"/>
         </w:rPr>
         <w:t xml:space="preserve">; </w:t>
       </w:r>
-      <w:hyperlink r:id="rId72">
-        <w:r>
-          <w:rPr>
-            <w:lang w:val="sw_KE" w:bidi="sw_KE"/>
-          </w:rPr>
-          <w:rPr>
-            <w:color w:val="0000EE"/>
-            <w:u w:val="single"/>
-          </w:rPr>
-          <w:t>Matendo 1:7–8</w:t>
-        </w:r>
-      </w:hyperlink>
+      <w:r>
+        <w:rPr>
+          <w:lang w:val="sw_KE" w:bidi="sw_KE"/>
+        </w:rPr>
+        <w:t>Matendo 1:7–8</w:t>
+      </w:r>
       <w:r>
         <w:rPr>
           <w:lang w:val="sw_KE" w:bidi="sw_KE"/>
@@ -1738,18 +1366,12 @@
         </w:rPr>
         <w:t xml:space="preserve">Nyakati za Mwisho. Wakristo wa awali walisubiri kwa hamu kurudi kwa Kristo, na Yohana anathibitisha tarajio hilo. Hata hivyo, kabla ya kurudi kwake, waumini wanaweza kupata uwepo wa Yesu wanaotamani sana katika Roho Mtakatifu. Tangazo la Yesu kuhusu ujio wa Roho linaakisi lugha ya kuja kwake kwa mara ya pili (tazama </w:t>
       </w:r>
-      <w:hyperlink r:id="rId73">
-        <w:r>
-          <w:rPr>
-            <w:lang w:val="sw_KE" w:bidi="sw_KE"/>
-          </w:rPr>
-          <w:rPr>
-            <w:color w:val="0000EE"/>
-            <w:u w:val="single"/>
-          </w:rPr>
-          <w:t>14:15–26</w:t>
-        </w:r>
-      </w:hyperlink>
+      <w:r>
+        <w:rPr>
+          <w:lang w:val="sw_KE" w:bidi="sw_KE"/>
+        </w:rPr>
+        <w:t>14:15–26</w:t>
+      </w:r>
       <w:r>
         <w:rPr>
           <w:lang w:val="sw_KE" w:bidi="sw_KE"/>
